--- a/protected-resources/ambassador/week-10/Future-Ready-Week-10-Facilitator-Guide.docx
+++ b/protected-resources/ambassador/week-10/Future-Ready-Week-10-Facilitator-Guide.docx
@@ -8,19 +8,11 @@
       </w:pPr>
       <w:r>
         <w:rPr>
+          <w:rFonts w:ascii="Aptos Display" w:hAnsi="Aptos Display"/>
           <w:b/>
-          <w:sz w:val="30"/>
+          <w:sz w:val="48"/>
         </w:rPr>
-        <w:t>BUILD6™ — Ambassador Christian School</w:t>
-      </w:r>
-    </w:p>
-    <w:p>
-      <w:pPr>
-        <w:pStyle w:val="Heading1"/>
-        <w:jc w:val="center"/>
-      </w:pPr>
-      <w:r>
-        <w:t>Week 10: Interview Under Pressure</w:t>
+        <w:t>BUILD6™</w:t>
       </w:r>
     </w:p>
     <w:p>
@@ -30,23 +22,47 @@
       <w:r>
         <w:rPr>
           <w:b/>
+          <w:sz w:val="34"/>
         </w:rPr>
-        <w:t>Facilitator Guide</w:t>
+        <w:t>WEEK 10 · Professional Curiosity + Business Literacy</w:t>
+      </w:r>
+    </w:p>
+    <w:p>
+      <w:pPr>
+        <w:jc w:val="center"/>
+      </w:pPr>
+      <w:r>
+        <w:rPr>
+          <w:i/>
+          <w:sz w:val="22"/>
+        </w:rPr>
+        <w:t>Julie + Eric - Ask Better. Listen Better. Connect Better.</w:t>
+      </w:r>
+    </w:p>
+    <w:p>
+      <w:pPr>
+        <w:jc w:val="center"/>
+      </w:pPr>
+      <w:r>
+        <w:rPr>
+          <w:b/>
+          <w:sz w:val="18"/>
+        </w:rPr>
+        <w:t>FACILITATOR GUIDE</w:t>
+      </w:r>
+    </w:p>
+    <w:p/>
+    <w:p>
+      <w:pPr>
+        <w:pStyle w:val="Heading1"/>
+      </w:pPr>
+      <w:r>
+        <w:t>Week Purpose</w:t>
       </w:r>
     </w:p>
     <w:p>
       <w:r>
-        <w:t>Date: October 22, 2026</w:t>
-      </w:r>
-    </w:p>
-    <w:p>
-      <w:r>
-        <w:t>BUILD6 Stage: CONNECT™</w:t>
-      </w:r>
-    </w:p>
-    <w:p>
-      <w:r>
-        <w:t>Experience Alignment: Julee Herberth + Eric presentation in the auditorium; pressure communication and professional confidence.</w:t>
+        <w:t>Enter a professional room prepared, understand how people and organizations create value, ask intelligent questions, listen for opportunity, and follow up.</w:t>
       </w:r>
     </w:p>
     <w:p>
@@ -54,7 +70,20 @@
         <w:pStyle w:val="Heading2"/>
       </w:pPr>
       <w:r>
-        <w:t>Facilitator Outcomes</w:t>
+        <w:t>Essential Question</w:t>
+      </w:r>
+    </w:p>
+    <w:p>
+      <w:r>
+        <w:t>What can I learn from a professional conversation that I cannot learn from a website?</w:t>
+      </w:r>
+    </w:p>
+    <w:p>
+      <w:pPr>
+        <w:pStyle w:val="Heading2"/>
+      </w:pPr>
+      <w:r>
+        <w:t>Skills</w:t>
       </w:r>
     </w:p>
     <w:p>
@@ -62,7 +91,7 @@
         <w:pStyle w:val="ListBullet"/>
       </w:pPr>
       <w:r>
-        <w:t>Connect this week to the correct speaker, tour or real-world experience.</w:t>
+        <w:t>Professional curiosity</w:t>
       </w:r>
     </w:p>
     <w:p>
@@ -70,7 +99,7 @@
         <w:pStyle w:val="ListBullet"/>
       </w:pPr>
       <w:r>
-        <w:t>Protect the existing BUILD6 reflection and Capstone language.</w:t>
+        <w:t>Active listening</w:t>
       </w:r>
     </w:p>
     <w:p>
@@ -78,7 +107,7 @@
         <w:pStyle w:val="ListBullet"/>
       </w:pPr>
       <w:r>
-        <w:t>Move students from participation to evidence capture.</w:t>
+        <w:t>Question design</w:t>
       </w:r>
     </w:p>
     <w:p>
@@ -86,7 +115,39 @@
         <w:pStyle w:val="ListBullet"/>
       </w:pPr>
       <w:r>
-        <w:t>End with one clear portfolio or Capstone artifact.</w:t>
+        <w:t>Business literacy</w:t>
+      </w:r>
+    </w:p>
+    <w:p>
+      <w:pPr>
+        <w:pStyle w:val="ListBullet"/>
+      </w:pPr>
+      <w:r>
+        <w:t>Professional introductions</w:t>
+      </w:r>
+    </w:p>
+    <w:p>
+      <w:pPr>
+        <w:pStyle w:val="ListBullet"/>
+      </w:pPr>
+      <w:r>
+        <w:t>Relationship building</w:t>
+      </w:r>
+    </w:p>
+    <w:p>
+      <w:pPr>
+        <w:pStyle w:val="ListBullet"/>
+      </w:pPr>
+      <w:r>
+        <w:t>Follow-up</w:t>
+      </w:r>
+    </w:p>
+    <w:p>
+      <w:pPr>
+        <w:pStyle w:val="Heading1"/>
+      </w:pPr>
+      <w:r>
+        <w:t>Weekly Rhythm</w:t>
       </w:r>
     </w:p>
     <w:p>
@@ -94,1647 +155,380 @@
         <w:pStyle w:val="Heading2"/>
       </w:pPr>
       <w:r>
-        <w:t>50-Minute Flow</w:t>
+        <w:t>Monday · Catch-Up + Curiosity Reset</w:t>
       </w:r>
     </w:p>
-    <w:tbl>
-      <w:tblPr>
-        <w:tblW w:type="auto" w:w="0"/>
-        <w:tblLook w:firstColumn="1" w:firstRow="1" w:lastColumn="0" w:lastRow="0" w:noHBand="0" w:noVBand="1" w:val="04A0"/>
-      </w:tblPr>
-      <w:tblGrid>
-        <w:gridCol w:w="5112"/>
-        <w:gridCol w:w="5112"/>
-      </w:tblGrid>
-      <w:tr>
-        <w:tc>
-          <w:tcPr>
-            <w:tcW w:type="dxa" w:w="5112"/>
-          </w:tcPr>
-          <w:p>
-            <w:r>
-              <w:t>Time</w:t>
-            </w:r>
-          </w:p>
-        </w:tc>
-        <w:tc>
-          <w:tcPr>
-            <w:tcW w:type="dxa" w:w="5112"/>
-          </w:tcPr>
-          <w:p>
-            <w:r>
-              <w:t>Facilitation Move</w:t>
-            </w:r>
-          </w:p>
-        </w:tc>
-      </w:tr>
-      <w:tr>
-        <w:tc>
-          <w:tcPr>
-            <w:tcW w:type="dxa" w:w="5112"/>
-          </w:tcPr>
-          <w:p>
-            <w:r>
-              <w:t>0–5</w:t>
-            </w:r>
-          </w:p>
-        </w:tc>
-        <w:tc>
-          <w:tcPr>
-            <w:tcW w:type="dxa" w:w="5112"/>
-          </w:tcPr>
-          <w:p>
-            <w:r>
-              <w:t>Opening connection</w:t>
-            </w:r>
-          </w:p>
-        </w:tc>
-      </w:tr>
-      <w:tr>
-        <w:tc>
-          <w:tcPr>
-            <w:tcW w:type="dxa" w:w="5112"/>
-          </w:tcPr>
-          <w:p>
-            <w:r>
-              <w:t>5–15</w:t>
-            </w:r>
-          </w:p>
-        </w:tc>
-        <w:tc>
-          <w:tcPr>
-            <w:tcW w:type="dxa" w:w="5112"/>
-          </w:tcPr>
-          <w:p>
-            <w:r>
-              <w:t>Context + purpose</w:t>
-            </w:r>
-          </w:p>
-        </w:tc>
-      </w:tr>
-      <w:tr>
-        <w:tc>
-          <w:tcPr>
-            <w:tcW w:type="dxa" w:w="5112"/>
-          </w:tcPr>
-          <w:p>
-            <w:r>
-              <w:t>15–30</w:t>
-            </w:r>
-          </w:p>
-        </w:tc>
-        <w:tc>
-          <w:tcPr>
-            <w:tcW w:type="dxa" w:w="5112"/>
-          </w:tcPr>
-          <w:p>
-            <w:r>
-              <w:t>Interactive activity / speaker or visit work</w:t>
-            </w:r>
-          </w:p>
-        </w:tc>
-      </w:tr>
-      <w:tr>
-        <w:tc>
-          <w:tcPr>
-            <w:tcW w:type="dxa" w:w="5112"/>
-          </w:tcPr>
-          <w:p>
-            <w:r>
-              <w:t>30–42</w:t>
-            </w:r>
-          </w:p>
-        </w:tc>
-        <w:tc>
-          <w:tcPr>
-            <w:tcW w:type="dxa" w:w="5112"/>
-          </w:tcPr>
-          <w:p>
-            <w:r>
-              <w:t>Reflection + evidence capture</w:t>
-            </w:r>
-          </w:p>
-        </w:tc>
-      </w:tr>
-      <w:tr>
-        <w:tc>
-          <w:tcPr>
-            <w:tcW w:type="dxa" w:w="5112"/>
-          </w:tcPr>
-          <w:p>
-            <w:r>
-              <w:t>42–50</w:t>
-            </w:r>
-          </w:p>
-        </w:tc>
-        <w:tc>
-          <w:tcPr>
-            <w:tcW w:type="dxa" w:w="5112"/>
-          </w:tcPr>
-          <w:p>
-            <w:r>
-              <w:t>Capstone connection + next step</w:t>
-            </w:r>
-          </w:p>
-        </w:tc>
-      </w:tr>
-    </w:tbl>
+    <w:p>
+      <w:r>
+        <w:t>Finish missing work and identify what you genuinely want to understand about work, business, or career paths.</w:t>
+      </w:r>
+    </w:p>
+    <w:p>
+      <w:r>
+        <w:t>Facilitator note: Monday is primarily catch-up, accountability and discussion. Do not overload it with new instruction.</w:t>
+      </w:r>
+    </w:p>
+    <w:p>
+      <w:pPr>
+        <w:pStyle w:val="ListBullet"/>
+      </w:pPr>
+      <w:r>
+        <w:t>What unfinished work needs attention?</w:t>
+      </w:r>
+    </w:p>
+    <w:p>
+      <w:pPr>
+        <w:pStyle w:val="ListBullet"/>
+      </w:pPr>
+      <w:r>
+        <w:t>What do I genuinely want to understand better?</w:t>
+      </w:r>
+    </w:p>
+    <w:p>
+      <w:pPr>
+        <w:pStyle w:val="ListBullet"/>
+      </w:pPr>
+      <w:r>
+        <w:t>What makes a professional conversation worth having?</w:t>
+      </w:r>
+    </w:p>
     <w:p>
       <w:pPr>
         <w:pStyle w:val="Heading2"/>
       </w:pPr>
       <w:r>
-        <w:t>Locked Weekly Curriculum</w:t>
+        <w:t>Tuesday · Curiosity Lab</w:t>
       </w:r>
     </w:p>
     <w:p>
       <w:r>
-        <w:t>© 2026 BUILD6™. All Rights Reserved.</w:t>
+        <w:t>Practice a concise introduction, turn weak questions into strong questions, and use follow-ups based on what was actually said.</w:t>
+      </w:r>
+    </w:p>
+    <w:p>
+      <w:pPr>
+        <w:pStyle w:val="ListBullet"/>
+      </w:pPr>
+      <w:r>
+        <w:t>My 20-second professional introduction</w:t>
+      </w:r>
+    </w:p>
+    <w:p>
+      <w:pPr>
+        <w:pStyle w:val="ListBullet"/>
+      </w:pPr>
+      <w:r>
+        <w:t>A weak question</w:t>
+      </w:r>
+    </w:p>
+    <w:p>
+      <w:pPr>
+        <w:pStyle w:val="ListBullet"/>
+      </w:pPr>
+      <w:r>
+        <w:t>A stronger open-ended question</w:t>
+      </w:r>
+    </w:p>
+    <w:p>
+      <w:pPr>
+        <w:pStyle w:val="ListBullet"/>
+      </w:pPr>
+      <w:r>
+        <w:t>Two natural follow-up questions</w:t>
+      </w:r>
+    </w:p>
+    <w:p>
+      <w:pPr>
+        <w:pStyle w:val="Heading2"/>
+      </w:pPr>
+      <w:r>
+        <w:t>Wednesday · Julie + Eric Research + Question Design</w:t>
       </w:r>
     </w:p>
     <w:p>
       <w:r>
-        <w:t>Proprietary Future Ready™ / BUILD6™ program material.</w:t>
+        <w:t>Use only confirmed/public information available to class. Research their work, industry, problems solved, stakeholders and prepare 3-5 thoughtful questions.</w:t>
       </w:r>
     </w:p>
     <w:p>
       <w:r>
-        <w:t>Future Ready™ · Week 10</w:t>
+        <w:t>Facilitator note: Run the activity exactly enough that students practice, receive feedback, and can explain what they learned.</w:t>
+      </w:r>
+    </w:p>
+    <w:p>
+      <w:pPr>
+        <w:pStyle w:val="ListBullet"/>
+      </w:pPr>
+      <w:r>
+        <w:t>Confirmed/public information</w:t>
+      </w:r>
+    </w:p>
+    <w:p>
+      <w:pPr>
+        <w:pStyle w:val="ListBullet"/>
+      </w:pPr>
+      <w:r>
+        <w:t>Problems they/their organizations solve</w:t>
+      </w:r>
+    </w:p>
+    <w:p>
+      <w:pPr>
+        <w:pStyle w:val="ListBullet"/>
+      </w:pPr>
+      <w:r>
+        <w:t>Customers / clients / members / partners / stakeholders</w:t>
+      </w:r>
+    </w:p>
+    <w:p>
+      <w:pPr>
+        <w:pStyle w:val="ListBullet"/>
+      </w:pPr>
+      <w:r>
+        <w:t>My 3-5 thoughtful questions</w:t>
+      </w:r>
+    </w:p>
+    <w:p>
+      <w:pPr>
+        <w:pStyle w:val="Heading2"/>
+      </w:pPr>
+      <w:r>
+        <w:t>Thursday · Live Professional Conversation</w:t>
       </w:r>
     </w:p>
     <w:p>
       <w:r>
-        <w:t>INTERVIEW UNDER PRESSURE</w:t>
+        <w:t>Listen for business problems, decisions, roles, unexpected career paths and opportunity clues. Ask at least one thoughtful question or follow-up.</w:t>
+      </w:r>
+    </w:p>
+    <w:p>
+      <w:pPr>
+        <w:pStyle w:val="ListBullet"/>
+      </w:pPr>
+      <w:r>
+        <w:t>Something that surprised me</w:t>
+      </w:r>
+    </w:p>
+    <w:p>
+      <w:pPr>
+        <w:pStyle w:val="ListBullet"/>
+      </w:pPr>
+      <w:r>
+        <w:t>How they create value</w:t>
+      </w:r>
+    </w:p>
+    <w:p>
+      <w:pPr>
+        <w:pStyle w:val="ListBullet"/>
+      </w:pPr>
+      <w:r>
+        <w:t>A role / idea / connection I want to explore</w:t>
+      </w:r>
+    </w:p>
+    <w:p>
+      <w:pPr>
+        <w:pStyle w:val="ListBullet"/>
+      </w:pPr>
+      <w:r>
+        <w:t>The best follow-up question I asked or wish I asked</w:t>
+      </w:r>
+    </w:p>
+    <w:p>
+      <w:pPr>
+        <w:pStyle w:val="Heading2"/>
+      </w:pPr>
+      <w:r>
+        <w:t>Friday · Thank-You + Connection Record</w:t>
       </w:r>
     </w:p>
     <w:p>
       <w:r>
-        <w:t>Confidence · Storytelling · Adaptability · Professional Communication</w:t>
+        <w:t>Complete missing work, write a professional thank-you/follow-up, and decide what or who to explore next.</w:t>
       </w:r>
     </w:p>
     <w:p>
       <w:r>
-        <w:t>ESSENTIAL QUESTION</w:t>
+        <w:t>Facilitator note: Finish missing work first, then reflection, thank-you/follow-up when appropriate, and portfolio/capstone evidence.</w:t>
+      </w:r>
+    </w:p>
+    <w:p>
+      <w:pPr>
+        <w:pStyle w:val="ListBullet"/>
+      </w:pPr>
+      <w:r>
+        <w:t>My thank-you/follow-up message</w:t>
+      </w:r>
+    </w:p>
+    <w:p>
+      <w:pPr>
+        <w:pStyle w:val="ListBullet"/>
+      </w:pPr>
+      <w:r>
+        <w:t>What surprised me most?</w:t>
+      </w:r>
+    </w:p>
+    <w:p>
+      <w:pPr>
+        <w:pStyle w:val="ListBullet"/>
+      </w:pPr>
+      <w:r>
+        <w:t>Who/what should I stay connected to or explore next?</w:t>
+      </w:r>
+    </w:p>
+    <w:p>
+      <w:pPr>
+        <w:pStyle w:val="ListBullet"/>
+      </w:pPr>
+      <w:r>
+        <w:t>Portfolio/capstone evidence</w:t>
+      </w:r>
+    </w:p>
+    <w:p>
+      <w:pPr>
+        <w:pStyle w:val="Heading1"/>
+      </w:pPr>
+      <w:r>
+        <w:t>Coach Jones - Wednesday Run of Show</w:t>
       </w:r>
     </w:p>
     <w:p>
       <w:r>
-        <w:t>**How do I stay credible, clear and confident when I do not know exactly what I will be asked?**</w:t>
+        <w:rPr>
+          <w:b/>
+        </w:rPr>
+        <w:t>1. Weak Question / Strong Question</w:t>
+      </w:r>
+      <w:r>
+        <w:t xml:space="preserve"> - Students transform closed, generic questions into specific, open-ended professional questions.</w:t>
       </w:r>
     </w:p>
     <w:p>
       <w:r>
-        <w:t>---</w:t>
+        <w:rPr>
+          <w:b/>
+        </w:rPr>
+        <w:t>2. 20-Second Introduction</w:t>
+      </w:r>
+      <w:r>
+        <w:t xml:space="preserve"> - Students introduce themselves naturally without reciting a biography.</w:t>
       </w:r>
     </w:p>
     <w:p>
       <w:r>
-        <w:t>THIS WEEK</w:t>
+        <w:rPr>
+          <w:b/>
+        </w:rPr>
+        <w:t>3. Follow-Up Ladder</w:t>
+      </w:r>
+      <w:r>
+        <w:t xml:space="preserve"> - A partner gives a short answer; the student must ask two follow-ups based only on what was actually said.</w:t>
       </w:r>
     </w:p>
     <w:p>
       <w:r>
-        <w:t>Last week, you built a Story Bank.</w:t>
+        <w:rPr>
+          <w:b/>
+        </w:rPr>
+        <w:t>4. Listen for Opportunity</w:t>
+      </w:r>
+      <w:r>
+        <w:t xml:space="preserve"> - Students identify a problem, stakeholder, role, decision and possible next step hidden inside a simulated professional conversation.</w:t>
+      </w:r>
+    </w:p>
+    <w:p>
+      <w:pPr>
+        <w:pStyle w:val="Heading1"/>
+      </w:pPr>
+      <w:r>
+        <w:t>Facilitator Questions</w:t>
+      </w:r>
+    </w:p>
+    <w:p>
+      <w:pPr>
+        <w:pStyle w:val="ListBullet"/>
+      </w:pPr>
+      <w:r>
+        <w:t>What did you notice?</w:t>
+      </w:r>
+    </w:p>
+    <w:p>
+      <w:pPr>
+        <w:pStyle w:val="ListBullet"/>
+      </w:pPr>
+      <w:r>
+        <w:t>What changed after feedback or a second attempt?</w:t>
+      </w:r>
+    </w:p>
+    <w:p>
+      <w:pPr>
+        <w:pStyle w:val="ListBullet"/>
+      </w:pPr>
+      <w:r>
+        <w:t>Where would this matter in a real workplace?</w:t>
+      </w:r>
+    </w:p>
+    <w:p>
+      <w:pPr>
+        <w:pStyle w:val="ListBullet"/>
+      </w:pPr>
+      <w:r>
+        <w:t>What decision did the student own instead of outsourcing?</w:t>
+      </w:r>
+    </w:p>
+    <w:p>
+      <w:pPr>
+        <w:pStyle w:val="ListBullet"/>
+      </w:pPr>
+      <w:r>
+        <w:t>What evidence should be saved for portfolio or capstone?</w:t>
+      </w:r>
+    </w:p>
+    <w:p>
+      <w:pPr>
+        <w:pStyle w:val="Heading1"/>
+      </w:pPr>
+      <w:r>
+        <w:t>Midweek Reflection</w:t>
       </w:r>
     </w:p>
     <w:p>
       <w:r>
-        <w:t>You identified real experiences that prove teamwork, leadership, reliability, adaptability, problem solving and communication.</w:t>
+        <w:t>Which question or follow-up showed the strongest curiosity today, and what made it stronger?</w:t>
+      </w:r>
+    </w:p>
+    <w:p>
+      <w:pPr>
+        <w:pStyle w:val="Heading1"/>
+      </w:pPr>
+      <w:r>
+        <w:t>Friday Reflection</w:t>
       </w:r>
     </w:p>
     <w:p>
       <w:r>
-        <w:t>Now you have to use those stories under pressure.</w:t>
+        <w:t>What did I learn from Julie and Eric that I could not have learned from a website, and what will I do with that information?</w:t>
+      </w:r>
+    </w:p>
+    <w:p>
+      <w:pPr>
+        <w:pStyle w:val="Heading1"/>
+      </w:pPr>
+      <w:r>
+        <w:t>Capstone Connection</w:t>
       </w:r>
     </w:p>
     <w:p>
       <w:r>
-        <w:t>An interview is not about memorizing perfect answers.</w:t>
-      </w:r>
-    </w:p>
-    <w:p>
-      <w:r>
-        <w:t>It is about:</w:t>
-      </w:r>
-    </w:p>
-    <w:p>
-      <w:r>
-        <w:t>- listening carefully</w:t>
-        <w:br/>
-        <w:t>- understanding what the question is really asking</w:t>
-        <w:br/>
-        <w:t>- choosing the right story</w:t>
-        <w:br/>
-        <w:t>- explaining your actions clearly</w:t>
-        <w:br/>
-        <w:t>- showing what you learned</w:t>
-        <w:br/>
-        <w:t>- adapting when a question surprises you</w:t>
-        <w:br/>
-        <w:t>- recovering if an answer starts badly</w:t>
-        <w:br/>
-        <w:t>- communicating like a prepared professional</w:t>
-      </w:r>
-    </w:p>
-    <w:p>
-      <w:r>
-        <w:t>---</w:t>
-      </w:r>
-    </w:p>
-    <w:p>
-      <w:r>
-        <w:t>PART 1 · BRING YOUR STORY BANK</w:t>
-      </w:r>
-    </w:p>
-    <w:p>
-      <w:r>
-        <w:t>Choose six stories from Week 9.</w:t>
-      </w:r>
-    </w:p>
-    <w:p>
-      <w:r>
-        <w:t>TEAMWORK STORY</w:t>
-      </w:r>
-    </w:p>
-    <w:p>
-      <w:r>
-        <w:t>____________________________________________________</w:t>
-      </w:r>
-    </w:p>
-    <w:p>
-      <w:r>
-        <w:t>LEADERSHIP STORY</w:t>
-      </w:r>
-    </w:p>
-    <w:p>
-      <w:r>
-        <w:t>____________________________________________________</w:t>
-      </w:r>
-    </w:p>
-    <w:p>
-      <w:r>
-        <w:t>PROBLEM-SOLVING STORY</w:t>
-      </w:r>
-    </w:p>
-    <w:p>
-      <w:r>
-        <w:t>____________________________________________________</w:t>
-      </w:r>
-    </w:p>
-    <w:p>
-      <w:r>
-        <w:t>RELIABILITY STORY</w:t>
-      </w:r>
-    </w:p>
-    <w:p>
-      <w:r>
-        <w:t>____________________________________________________</w:t>
-      </w:r>
-    </w:p>
-    <w:p>
-      <w:r>
-        <w:t>ADAPTABILITY STORY</w:t>
-      </w:r>
-    </w:p>
-    <w:p>
-      <w:r>
-        <w:t>____________________________________________________</w:t>
-      </w:r>
-    </w:p>
-    <w:p>
-      <w:r>
-        <w:t>COMMUNICATION STORY</w:t>
-      </w:r>
-    </w:p>
-    <w:p>
-      <w:r>
-        <w:t>____________________________________________________</w:t>
-      </w:r>
-    </w:p>
-    <w:p>
-      <w:r>
-        <w:t>---</w:t>
-      </w:r>
-    </w:p>
-    <w:p>
-      <w:r>
-        <w:t>PART 2 · BUILD A STRONG ANSWER</w:t>
-      </w:r>
-    </w:p>
-    <w:p>
-      <w:r>
-        <w:t>Use:</w:t>
-      </w:r>
-    </w:p>
-    <w:p>
-      <w:r>
-        <w:t>**SITUATION → ACTION → RESULT → REFLECTION**</w:t>
-      </w:r>
-    </w:p>
-    <w:p>
-      <w:r>
-        <w:t>Situation</w:t>
-      </w:r>
-    </w:p>
-    <w:p>
-      <w:r>
-        <w:t>What was happening?</w:t>
-      </w:r>
-    </w:p>
-    <w:p>
-      <w:r>
-        <w:t>Action</w:t>
-      </w:r>
-    </w:p>
-    <w:p>
-      <w:r>
-        <w:t>What did YOU do?</w:t>
-      </w:r>
-    </w:p>
-    <w:p>
-      <w:r>
-        <w:t>Result</w:t>
-      </w:r>
-    </w:p>
-    <w:p>
-      <w:r>
-        <w:t>What changed?</w:t>
-      </w:r>
-    </w:p>
-    <w:p>
-      <w:r>
-        <w:t>Reflection</w:t>
-      </w:r>
-    </w:p>
-    <w:p>
-      <w:r>
-        <w:t>What did you learn, and why does it matter now?</w:t>
-      </w:r>
-    </w:p>
-    <w:p>
-      <w:r>
-        <w:t>---</w:t>
-      </w:r>
-    </w:p>
-    <w:p>
-      <w:r>
-        <w:t>PART 3 · PRACTICE QUESTION 1</w:t>
-      </w:r>
-    </w:p>
-    <w:p>
-      <w:r>
-        <w:t>Tell me about a time you had to work with someone difficult.</w:t>
-      </w:r>
-    </w:p>
-    <w:p>
-      <w:r>
-        <w:t>Situation:</w:t>
-      </w:r>
-    </w:p>
-    <w:p>
-      <w:r>
-        <w:t>____________________________________________________</w:t>
-      </w:r>
-    </w:p>
-    <w:p>
-      <w:r>
-        <w:t>Action:</w:t>
-      </w:r>
-    </w:p>
-    <w:p>
-      <w:r>
-        <w:t>____________________________________________________</w:t>
-      </w:r>
-    </w:p>
-    <w:p>
-      <w:r>
-        <w:t>Result:</w:t>
-      </w:r>
-    </w:p>
-    <w:p>
-      <w:r>
-        <w:t>____________________________________________________</w:t>
-      </w:r>
-    </w:p>
-    <w:p>
-      <w:r>
-        <w:t>Reflection:</w:t>
-      </w:r>
-    </w:p>
-    <w:p>
-      <w:r>
-        <w:t>____________________________________________________</w:t>
-      </w:r>
-    </w:p>
-    <w:p>
-      <w:r>
-        <w:t>---</w:t>
-      </w:r>
-    </w:p>
-    <w:p>
-      <w:r>
-        <w:t>PART 4 · PRACTICE QUESTION 2</w:t>
-      </w:r>
-    </w:p>
-    <w:p>
-      <w:r>
-        <w:t>Tell me about a mistake you made.</w:t>
-      </w:r>
-    </w:p>
-    <w:p>
-      <w:r>
-        <w:t>Situation:</w:t>
-      </w:r>
-    </w:p>
-    <w:p>
-      <w:r>
-        <w:t>____________________________________________________</w:t>
-      </w:r>
-    </w:p>
-    <w:p>
-      <w:r>
-        <w:t>Action:</w:t>
-      </w:r>
-    </w:p>
-    <w:p>
-      <w:r>
-        <w:t>____________________________________________________</w:t>
-      </w:r>
-    </w:p>
-    <w:p>
-      <w:r>
-        <w:t>Result:</w:t>
-      </w:r>
-    </w:p>
-    <w:p>
-      <w:r>
-        <w:t>____________________________________________________</w:t>
-      </w:r>
-    </w:p>
-    <w:p>
-      <w:r>
-        <w:t>Reflection:</w:t>
-      </w:r>
-    </w:p>
-    <w:p>
-      <w:r>
-        <w:t>____________________________________________________</w:t>
-      </w:r>
-    </w:p>
-    <w:p>
-      <w:r>
-        <w:t>---</w:t>
-      </w:r>
-    </w:p>
-    <w:p>
-      <w:r>
-        <w:t>PART 5 · PRACTICE QUESTION 3</w:t>
-      </w:r>
-    </w:p>
-    <w:p>
-      <w:r>
-        <w:t>Tell me about a time you had to adapt quickly.</w:t>
-      </w:r>
-    </w:p>
-    <w:p>
-      <w:r>
-        <w:t>Situation:</w:t>
-      </w:r>
-    </w:p>
-    <w:p>
-      <w:r>
-        <w:t>____________________________________________________</w:t>
-      </w:r>
-    </w:p>
-    <w:p>
-      <w:r>
-        <w:t>Action:</w:t>
-      </w:r>
-    </w:p>
-    <w:p>
-      <w:r>
-        <w:t>____________________________________________________</w:t>
-      </w:r>
-    </w:p>
-    <w:p>
-      <w:r>
-        <w:t>Result:</w:t>
-      </w:r>
-    </w:p>
-    <w:p>
-      <w:r>
-        <w:t>____________________________________________________</w:t>
-      </w:r>
-    </w:p>
-    <w:p>
-      <w:r>
-        <w:t>Reflection:</w:t>
-      </w:r>
-    </w:p>
-    <w:p>
-      <w:r>
-        <w:t>____________________________________________________</w:t>
-      </w:r>
-    </w:p>
-    <w:p>
-      <w:r>
-        <w:t>---</w:t>
-      </w:r>
-    </w:p>
-    <w:p>
-      <w:r>
-        <w:t>PART 6 · PRACTICE QUESTION 4</w:t>
-      </w:r>
-    </w:p>
-    <w:p>
-      <w:r>
-        <w:t>Tell me about a time someone depended on you.</w:t>
-      </w:r>
-    </w:p>
-    <w:p>
-      <w:r>
-        <w:t>Situation:</w:t>
-      </w:r>
-    </w:p>
-    <w:p>
-      <w:r>
-        <w:t>____________________________________________________</w:t>
-      </w:r>
-    </w:p>
-    <w:p>
-      <w:r>
-        <w:t>Action:</w:t>
-      </w:r>
-    </w:p>
-    <w:p>
-      <w:r>
-        <w:t>____________________________________________________</w:t>
-      </w:r>
-    </w:p>
-    <w:p>
-      <w:r>
-        <w:t>Result:</w:t>
-      </w:r>
-    </w:p>
-    <w:p>
-      <w:r>
-        <w:t>____________________________________________________</w:t>
-      </w:r>
-    </w:p>
-    <w:p>
-      <w:r>
-        <w:t>Reflection:</w:t>
-      </w:r>
-    </w:p>
-    <w:p>
-      <w:r>
-        <w:t>____________________________________________________</w:t>
-      </w:r>
-    </w:p>
-    <w:p>
-      <w:r>
-        <w:t>---</w:t>
-      </w:r>
-    </w:p>
-    <w:p>
-      <w:r>
-        <w:t>PART 7 · THE QUESTION YOU WEREN'T READY FOR</w:t>
-      </w:r>
-    </w:p>
-    <w:p>
-      <w:r>
-        <w:t>Your facilitator will give you an unexpected interview question.</w:t>
-      </w:r>
-    </w:p>
-    <w:p>
-      <w:r>
-        <w:t>QUESTION</w:t>
-      </w:r>
-    </w:p>
-    <w:p>
-      <w:r>
-        <w:t>____________________________________________________</w:t>
-      </w:r>
-    </w:p>
-    <w:p>
-      <w:r>
-        <w:t>My first reaction:</w:t>
-      </w:r>
-    </w:p>
-    <w:p>
-      <w:r>
-        <w:t>____________________________________________________</w:t>
-      </w:r>
-    </w:p>
-    <w:p>
-      <w:r>
-        <w:t>What is this question really asking me to prove?</w:t>
-      </w:r>
-    </w:p>
-    <w:p>
-      <w:r>
-        <w:t>____________________________________________________</w:t>
-      </w:r>
-    </w:p>
-    <w:p>
-      <w:r>
-        <w:t>Which Story Bank example could help?</w:t>
-      </w:r>
-    </w:p>
-    <w:p>
-      <w:r>
-        <w:t>____________________________________________________</w:t>
-      </w:r>
-    </w:p>
-    <w:p>
-      <w:r>
-        <w:t>My answer:</w:t>
-      </w:r>
-    </w:p>
-    <w:p>
-      <w:r>
-        <w:t>____________________________________________________</w:t>
-      </w:r>
-    </w:p>
-    <w:p>
-      <w:r>
-        <w:t>____________________________________________________</w:t>
-      </w:r>
-    </w:p>
-    <w:p>
-      <w:r>
-        <w:t>____________________________________________________</w:t>
-      </w:r>
-    </w:p>
-    <w:p>
-      <w:r>
-        <w:t>What worked?</w:t>
-      </w:r>
-    </w:p>
-    <w:p>
-      <w:r>
-        <w:t>____________________________________________________</w:t>
-      </w:r>
-    </w:p>
-    <w:p>
-      <w:r>
-        <w:t>What would I improve?</w:t>
-      </w:r>
-    </w:p>
-    <w:p>
-      <w:r>
-        <w:t>____________________________________________________</w:t>
-      </w:r>
-    </w:p>
-    <w:p>
-      <w:r>
-        <w:t>---</w:t>
-      </w:r>
-    </w:p>
-    <w:p>
-      <w:r>
-        <w:t>PART 8 · RECOVER WITHOUT PANICKING</w:t>
-      </w:r>
-    </w:p>
-    <w:p>
-      <w:r>
-        <w:t>Sometimes an answer starts badly.</w:t>
-      </w:r>
-    </w:p>
-    <w:p>
-      <w:r>
-        <w:t>That does not mean the interview is over.</w:t>
-      </w:r>
-    </w:p>
-    <w:p>
-      <w:r>
-        <w:t>If I lose my train of thought, I can say:</w:t>
-      </w:r>
-    </w:p>
-    <w:p>
-      <w:r>
-        <w:t>____________________________________________________</w:t>
-      </w:r>
-    </w:p>
-    <w:p>
-      <w:r>
-        <w:t>If I misunderstand the question, I can say:</w:t>
-      </w:r>
-    </w:p>
-    <w:p>
-      <w:r>
-        <w:t>____________________________________________________</w:t>
-      </w:r>
-    </w:p>
-    <w:p>
-      <w:r>
-        <w:t>If I need a moment to think, I can say:</w:t>
-      </w:r>
-    </w:p>
-    <w:p>
-      <w:r>
-        <w:t>____________________________________________________</w:t>
-      </w:r>
-    </w:p>
-    <w:p>
-      <w:r>
-        <w:t>If I do not have the exact experience, I can say:</w:t>
-      </w:r>
-    </w:p>
-    <w:p>
-      <w:r>
-        <w:t>____________________________________________________</w:t>
-      </w:r>
-    </w:p>
-    <w:p>
-      <w:r>
-        <w:t>---</w:t>
-      </w:r>
-    </w:p>
-    <w:p>
-      <w:r>
-        <w:t>PART 9 · INTERVIEW PANEL</w:t>
-      </w:r>
-    </w:p>
-    <w:p>
-      <w:r>
-        <w:t>You may be asked similar questions by people with different styles.</w:t>
-      </w:r>
-    </w:p>
-    <w:p>
-      <w:r>
-        <w:t>Notice what changes.</w:t>
-      </w:r>
-    </w:p>
-    <w:p>
-      <w:r>
-        <w:t>INTERVIEWER 1</w:t>
-      </w:r>
-    </w:p>
-    <w:p>
-      <w:r>
-        <w:t>Question:</w:t>
-      </w:r>
-    </w:p>
-    <w:p>
-      <w:r>
-        <w:t>____________________________________________________</w:t>
-      </w:r>
-    </w:p>
-    <w:p>
-      <w:r>
-        <w:t>What did I do well?</w:t>
-      </w:r>
-    </w:p>
-    <w:p>
-      <w:r>
-        <w:t>____________________________________________________</w:t>
-      </w:r>
-    </w:p>
-    <w:p>
-      <w:r>
-        <w:t>What should improve?</w:t>
-      </w:r>
-    </w:p>
-    <w:p>
-      <w:r>
-        <w:t>____________________________________________________</w:t>
-      </w:r>
-    </w:p>
-    <w:p>
-      <w:r>
-        <w:t>---</w:t>
-      </w:r>
-    </w:p>
-    <w:p>
-      <w:r>
-        <w:t>INTERVIEWER 2</w:t>
-      </w:r>
-    </w:p>
-    <w:p>
-      <w:r>
-        <w:t>Question:</w:t>
-      </w:r>
-    </w:p>
-    <w:p>
-      <w:r>
-        <w:t>____________________________________________________</w:t>
-      </w:r>
-    </w:p>
-    <w:p>
-      <w:r>
-        <w:t>What did I do well?</w:t>
-      </w:r>
-    </w:p>
-    <w:p>
-      <w:r>
-        <w:t>____________________________________________________</w:t>
-      </w:r>
-    </w:p>
-    <w:p>
-      <w:r>
-        <w:t>What should improve?</w:t>
-      </w:r>
-    </w:p>
-    <w:p>
-      <w:r>
-        <w:t>____________________________________________________</w:t>
-      </w:r>
-    </w:p>
-    <w:p>
-      <w:r>
-        <w:t>---</w:t>
-      </w:r>
-    </w:p>
-    <w:p>
-      <w:r>
-        <w:t>INTERVIEWER 3</w:t>
-      </w:r>
-    </w:p>
-    <w:p>
-      <w:r>
-        <w:t>Question:</w:t>
-      </w:r>
-    </w:p>
-    <w:p>
-      <w:r>
-        <w:t>____________________________________________________</w:t>
-      </w:r>
-    </w:p>
-    <w:p>
-      <w:r>
-        <w:t>What did I do well?</w:t>
-      </w:r>
-    </w:p>
-    <w:p>
-      <w:r>
-        <w:t>____________________________________________________</w:t>
-      </w:r>
-    </w:p>
-    <w:p>
-      <w:r>
-        <w:t>What should improve?</w:t>
-      </w:r>
-    </w:p>
-    <w:p>
-      <w:r>
-        <w:t>____________________________________________________</w:t>
-      </w:r>
-    </w:p>
-    <w:p>
-      <w:r>
-        <w:t>---</w:t>
-      </w:r>
-    </w:p>
-    <w:p>
-      <w:r>
-        <w:t>PART 10 · WHAT MAKES AN ANSWER MEMORABLE?</w:t>
-      </w:r>
-    </w:p>
-    <w:p>
-      <w:r>
-        <w:t>Check what strong answers usually include.</w:t>
-      </w:r>
-    </w:p>
-    <w:p>
-      <w:r>
-        <w:t>[ ] A real example</w:t>
-      </w:r>
-    </w:p>
-    <w:p>
-      <w:r>
-        <w:t>[ ] Clear action</w:t>
-      </w:r>
-    </w:p>
-    <w:p>
-      <w:r>
-        <w:t>[ ] Specific detail</w:t>
-      </w:r>
-    </w:p>
-    <w:p>
-      <w:r>
-        <w:t>[ ] Honest reflection</w:t>
-      </w:r>
-    </w:p>
-    <w:p>
-      <w:r>
-        <w:t>[ ] Evidence</w:t>
-      </w:r>
-    </w:p>
-    <w:p>
-      <w:r>
-        <w:t>[ ] Strong communication</w:t>
-      </w:r>
-    </w:p>
-    <w:p>
-      <w:r>
-        <w:t>[ ] Relevant result</w:t>
-      </w:r>
-    </w:p>
-    <w:p>
-      <w:r>
-        <w:t>[ ] Learning</w:t>
-      </w:r>
-    </w:p>
-    <w:p>
-      <w:r>
-        <w:t>[ ] Appropriate confidence</w:t>
-      </w:r>
-    </w:p>
-    <w:p>
-      <w:r>
-        <w:t>[ ] No exaggeration</w:t>
-      </w:r>
-    </w:p>
-    <w:p>
-      <w:r>
-        <w:t>What weakens an answer?</w:t>
-      </w:r>
-    </w:p>
-    <w:p>
-      <w:r>
-        <w:t>____________________________________________________</w:t>
-      </w:r>
-    </w:p>
-    <w:p>
-      <w:r>
-        <w:t>____________________________________________________</w:t>
-      </w:r>
-    </w:p>
-    <w:p>
-      <w:r>
-        <w:t>---</w:t>
-      </w:r>
-    </w:p>
-    <w:p>
-      <w:r>
-        <w:t>PART 11 · NONVERBAL COMMUNICATION</w:t>
-      </w:r>
-    </w:p>
-    <w:p>
-      <w:r>
-        <w:t>Eye contact</w:t>
-      </w:r>
-    </w:p>
-    <w:p>
-      <w:r>
-        <w:t>What feels professional?</w:t>
-      </w:r>
-    </w:p>
-    <w:p>
-      <w:r>
-        <w:t>____________________________________________________</w:t>
-      </w:r>
-    </w:p>
-    <w:p>
-      <w:r>
-        <w:t>Posture</w:t>
-      </w:r>
-    </w:p>
-    <w:p>
-      <w:r>
-        <w:t>What does confident but natural look like?</w:t>
-      </w:r>
-    </w:p>
-    <w:p>
-      <w:r>
-        <w:t>____________________________________________________</w:t>
-      </w:r>
-    </w:p>
-    <w:p>
-      <w:r>
-        <w:t>Voice</w:t>
-      </w:r>
-    </w:p>
-    <w:p>
-      <w:r>
-        <w:t>What makes someone easier to understand?</w:t>
-      </w:r>
-    </w:p>
-    <w:p>
-      <w:r>
-        <w:t>____________________________________________________</w:t>
-      </w:r>
-    </w:p>
-    <w:p>
-      <w:r>
-        <w:t>Pace</w:t>
-      </w:r>
-    </w:p>
-    <w:p>
-      <w:r>
-        <w:t>What happens when someone speaks too quickly?</w:t>
-      </w:r>
-    </w:p>
-    <w:p>
-      <w:r>
-        <w:t>____________________________________________________</w:t>
-      </w:r>
-    </w:p>
-    <w:p>
-      <w:r>
-        <w:t>Listening</w:t>
-      </w:r>
-    </w:p>
-    <w:p>
-      <w:r>
-        <w:t>How can an interviewer tell you are actually listening?</w:t>
-      </w:r>
-    </w:p>
-    <w:p>
-      <w:r>
-        <w:t>____________________________________________________</w:t>
-      </w:r>
-    </w:p>
-    <w:p>
-      <w:r>
-        <w:t>---</w:t>
-      </w:r>
-    </w:p>
-    <w:p>
-      <w:r>
-        <w:t>PART 12 · MY HARDEST QUESTION</w:t>
-      </w:r>
-    </w:p>
-    <w:p>
-      <w:r>
-        <w:t>The question that challenged me most:</w:t>
-      </w:r>
-    </w:p>
-    <w:p>
-      <w:r>
-        <w:t>____________________________________________________</w:t>
-      </w:r>
-    </w:p>
-    <w:p>
-      <w:r>
-        <w:t>Why?</w:t>
-      </w:r>
-    </w:p>
-    <w:p>
-      <w:r>
-        <w:t>____________________________________________________</w:t>
-      </w:r>
-    </w:p>
-    <w:p>
-      <w:r>
-        <w:t>The story I used:</w:t>
-      </w:r>
-    </w:p>
-    <w:p>
-      <w:r>
-        <w:t>____________________________________________________</w:t>
-      </w:r>
-    </w:p>
-    <w:p>
-      <w:r>
-        <w:t>What I wish I had said more clearly:</w:t>
-      </w:r>
-    </w:p>
-    <w:p>
-      <w:r>
-        <w:t>____________________________________________________</w:t>
-      </w:r>
-    </w:p>
-    <w:p>
-      <w:r>
-        <w:t>____________________________________________________</w:t>
-      </w:r>
-    </w:p>
-    <w:p>
-      <w:r>
-        <w:t>My stronger second attempt:</w:t>
-      </w:r>
-    </w:p>
-    <w:p>
-      <w:r>
-        <w:t>____________________________________________________</w:t>
-      </w:r>
-    </w:p>
-    <w:p>
-      <w:r>
-        <w:t>____________________________________________________</w:t>
-      </w:r>
-    </w:p>
-    <w:p>
-      <w:r>
-        <w:t>____________________________________________________</w:t>
-      </w:r>
-    </w:p>
-    <w:p>
-      <w:r>
-        <w:t>---</w:t>
-      </w:r>
-    </w:p>
-    <w:p>
-      <w:r>
-        <w:t>PART 13 · ASK THEM SOMETHING</w:t>
-      </w:r>
-    </w:p>
-    <w:p>
-      <w:r>
-        <w:t>An interview is also a professional conversation.</w:t>
-      </w:r>
-    </w:p>
-    <w:p>
-      <w:r>
-        <w:t>Prepare questions for the employer.</w:t>
-      </w:r>
-    </w:p>
-    <w:p>
-      <w:r>
-        <w:t>QUESTION 1</w:t>
-      </w:r>
-    </w:p>
-    <w:p>
-      <w:r>
-        <w:t>____________________________________________________</w:t>
-      </w:r>
-    </w:p>
-    <w:p>
-      <w:r>
-        <w:t>Why would this help me evaluate the opportunity?</w:t>
-      </w:r>
-    </w:p>
-    <w:p>
-      <w:r>
-        <w:t>____________________________________________________</w:t>
-      </w:r>
-    </w:p>
-    <w:p>
-      <w:r>
-        <w:t>QUESTION 2</w:t>
-      </w:r>
-    </w:p>
-    <w:p>
-      <w:r>
-        <w:t>____________________________________________________</w:t>
-      </w:r>
-    </w:p>
-    <w:p>
-      <w:r>
-        <w:t>Why would this help me understand the role?</w:t>
-      </w:r>
-    </w:p>
-    <w:p>
-      <w:r>
-        <w:t>____________________________________________________</w:t>
-      </w:r>
-    </w:p>
-    <w:p>
-      <w:r>
-        <w:t>QUESTION 3</w:t>
-      </w:r>
-    </w:p>
-    <w:p>
-      <w:r>
-        <w:t>____________________________________________________</w:t>
-      </w:r>
-    </w:p>
-    <w:p>
-      <w:r>
-        <w:t>Why would this help me understand the organization?</w:t>
-      </w:r>
-    </w:p>
-    <w:p>
-      <w:r>
-        <w:t>____________________________________________________</w:t>
-      </w:r>
-    </w:p>
-    <w:p>
-      <w:r>
-        <w:t>---</w:t>
-      </w:r>
-    </w:p>
-    <w:p>
-      <w:r>
-        <w:t>PART 14 · MY 30-SECOND CLOSE</w:t>
-      </w:r>
-    </w:p>
-    <w:p>
-      <w:r>
-        <w:t>If an interviewer asks:</w:t>
-      </w:r>
-    </w:p>
-    <w:p>
-      <w:r>
-        <w:t>"Is there anything else you'd like us to know?"</w:t>
-      </w:r>
-    </w:p>
-    <w:p>
-      <w:r>
-        <w:t>What would you want them to remember?</w:t>
-      </w:r>
-    </w:p>
-    <w:p>
-      <w:r>
-        <w:t>____________________________________________________</w:t>
-      </w:r>
-    </w:p>
-    <w:p>
-      <w:r>
-        <w:t>____________________________________________________</w:t>
-      </w:r>
-    </w:p>
-    <w:p>
-      <w:r>
-        <w:t>____________________________________________________</w:t>
-      </w:r>
-    </w:p>
-    <w:p>
-      <w:r>
-        <w:t>---</w:t>
-      </w:r>
-    </w:p>
-    <w:p>
-      <w:r>
-        <w:t>PART 15 · FEEDBACK</w:t>
-      </w:r>
-    </w:p>
-    <w:p>
-      <w:r>
-        <w:t>One strength my partner or interviewer noticed:</w:t>
-      </w:r>
-    </w:p>
-    <w:p>
-      <w:r>
-        <w:t>____________________________________________________</w:t>
-      </w:r>
-    </w:p>
-    <w:p>
-      <w:r>
-        <w:t>One answer that sounded credible:</w:t>
-      </w:r>
-    </w:p>
-    <w:p>
-      <w:r>
-        <w:t>____________________________________________________</w:t>
-      </w:r>
-    </w:p>
-    <w:p>
-      <w:r>
-        <w:t>One answer that needed more evidence:</w:t>
-      </w:r>
-    </w:p>
-    <w:p>
-      <w:r>
-        <w:t>____________________________________________________</w:t>
-      </w:r>
-    </w:p>
-    <w:p>
-      <w:r>
-        <w:t>One communication habit I need to improve:</w:t>
-      </w:r>
-    </w:p>
-    <w:p>
-      <w:r>
-        <w:t>____________________________________________________</w:t>
-      </w:r>
-    </w:p>
-    <w:p>
-      <w:r>
-        <w:t>One thing I will do differently next time:</w:t>
-      </w:r>
-    </w:p>
-    <w:p>
-      <w:r>
-        <w:t>____________________________________________________</w:t>
-      </w:r>
-    </w:p>
-    <w:p>
-      <w:r>
-        <w:t>---</w:t>
-      </w:r>
-    </w:p>
-    <w:p>
-      <w:r>
-        <w:t>WEEK 10 REFLECTION</w:t>
-      </w:r>
-    </w:p>
-    <w:p>
-      <w:r>
-        <w:t>BEFORE THIS WEEK...</w:t>
-      </w:r>
-    </w:p>
-    <w:p>
-      <w:r>
-        <w:t>The interview question I was most worried about was:</w:t>
-      </w:r>
-    </w:p>
-    <w:p>
-      <w:r>
-        <w:t>____________________________________________________</w:t>
-      </w:r>
-    </w:p>
-    <w:p>
-      <w:r>
-        <w:t>NOW...</w:t>
-      </w:r>
-    </w:p>
-    <w:p>
-      <w:r>
-        <w:t>I can handle that question by:</w:t>
-      </w:r>
-    </w:p>
-    <w:p>
-      <w:r>
-        <w:t>____________________________________________________</w:t>
-      </w:r>
-    </w:p>
-    <w:p>
-      <w:r>
-        <w:t>____________________________________________________</w:t>
-      </w:r>
-    </w:p>
-    <w:p>
-      <w:r>
-        <w:t>One story I can tell confidently:</w:t>
-      </w:r>
-    </w:p>
-    <w:p>
-      <w:r>
-        <w:t>____________________________________________________</w:t>
-      </w:r>
-    </w:p>
-    <w:p>
-      <w:r>
-        <w:t>One question I still need to practice:</w:t>
-      </w:r>
-    </w:p>
-    <w:p>
-      <w:r>
-        <w:t>____________________________________________________</w:t>
-      </w:r>
-    </w:p>
-    <w:p>
-      <w:r>
-        <w:t>One way I recovered under pressure:</w:t>
-      </w:r>
-    </w:p>
-    <w:p>
-      <w:r>
-        <w:t>____________________________________________________</w:t>
-      </w:r>
-    </w:p>
-    <w:p>
-      <w:r>
-        <w:t>One communication strength I noticed:</w:t>
-      </w:r>
-    </w:p>
-    <w:p>
-      <w:r>
-        <w:t>____________________________________________________</w:t>
-      </w:r>
-    </w:p>
-    <w:p>
-      <w:r>
-        <w:t>One thing I need to keep practicing:</w:t>
-      </w:r>
-    </w:p>
-    <w:p>
-      <w:r>
-        <w:t>____________________________________________________</w:t>
-      </w:r>
-    </w:p>
-    <w:p>
-      <w:r>
-        <w:t>---</w:t>
-      </w:r>
-    </w:p>
-    <w:p>
-      <w:r>
-        <w:t>FUTURE READY™ PASSPORT EVIDENCE</w:t>
-      </w:r>
-    </w:p>
-    <w:p>
-      <w:r>
-        <w:t>Save:</w:t>
-      </w:r>
-    </w:p>
-    <w:p>
-      <w:r>
-        <w:t>ONE STRONG INTERVIEW STORY</w:t>
-      </w:r>
-    </w:p>
-    <w:p>
-      <w:r>
-        <w:t>____________________________________________________</w:t>
-      </w:r>
-    </w:p>
-    <w:p>
-      <w:r>
-        <w:t>ONE CHALLENGING QUESTION</w:t>
-      </w:r>
-    </w:p>
-    <w:p>
-      <w:r>
-        <w:t>____________________________________________________</w:t>
-      </w:r>
-    </w:p>
-    <w:p>
-      <w:r>
-        <w:t>ONE RECOVERY STRATEGY</w:t>
-      </w:r>
-    </w:p>
-    <w:p>
-      <w:r>
-        <w:t>____________________________________________________</w:t>
-      </w:r>
-    </w:p>
-    <w:p>
-      <w:r>
-        <w:t>ONE PIECE OF FEEDBACK</w:t>
-      </w:r>
-    </w:p>
-    <w:p>
-      <w:r>
-        <w:t>____________________________________________________</w:t>
-      </w:r>
-    </w:p>
-    <w:p>
-      <w:r>
-        <w:t>ONE IMPROVED SECOND ATTEMPT</w:t>
-      </w:r>
-    </w:p>
-    <w:p>
-      <w:r>
-        <w:t>____________________________________________________</w:t>
-      </w:r>
-    </w:p>
-    <w:p>
-      <w:r>
-        <w:t>ONE EMPLOYER QUESTION</w:t>
-      </w:r>
-    </w:p>
-    <w:p>
-      <w:r>
-        <w:t>____________________________________________________</w:t>
-      </w:r>
-    </w:p>
-    <w:p>
-      <w:r>
-        <w:t>MY 30-SECOND CLOSE</w:t>
-      </w:r>
-    </w:p>
-    <w:p>
-      <w:r>
-        <w:t>____________________________________________________</w:t>
-      </w:r>
-    </w:p>
-    <w:p>
-      <w:r>
-        <w:t>---</w:t>
-      </w:r>
-    </w:p>
-    <w:p>
-      <w:r>
-        <w:t>CAPSTONE CONNECTION</w:t>
-      </w:r>
-    </w:p>
-    <w:p>
-      <w:r>
-        <w:t>Keep:</w:t>
-      </w:r>
-    </w:p>
-    <w:p>
-      <w:r>
-        <w:t>- one story you can tell confidently</w:t>
-        <w:br/>
-        <w:t>- one question that challenged you</w:t>
-        <w:br/>
-        <w:t>- one example of recovering under pressure</w:t>
-        <w:br/>
-        <w:t>- one piece of interviewer feedback</w:t>
-        <w:br/>
-        <w:t>- one improved answer</w:t>
-        <w:br/>
-        <w:t>- one professional question you would ask an employer</w:t>
-        <w:br/>
-        <w:t>- one communication skill you strengthened</w:t>
-      </w:r>
-    </w:p>
-    <w:p>
-      <w:r>
-        <w:t>Interview confidence does not come from knowing every question.</w:t>
-      </w:r>
-    </w:p>
-    <w:p>
-      <w:r>
-        <w:t>It comes from knowing your experiences well enough to adapt.</w:t>
-      </w:r>
-    </w:p>
-    <w:p>
-      <w:r>
-        <w:t>---</w:t>
-      </w:r>
-    </w:p>
-    <w:p>
-      <w:r>
-        <w:t>WEEK 10 CLOSE</w:t>
-      </w:r>
-    </w:p>
-    <w:p>
-      <w:r>
-        <w:t>I WAS ASKED...</w:t>
-      </w:r>
-    </w:p>
-    <w:p>
-      <w:r>
-        <w:t>____________________________________________________</w:t>
-      </w:r>
-    </w:p>
-    <w:p>
-      <w:r>
-        <w:t>I CHOSE THE STORY...</w:t>
-      </w:r>
-    </w:p>
-    <w:p>
-      <w:r>
-        <w:t>____________________________________________________</w:t>
-      </w:r>
-    </w:p>
-    <w:p>
-      <w:r>
-        <w:t>I GOT STUCK WHEN...</w:t>
-      </w:r>
-    </w:p>
-    <w:p>
-      <w:r>
-        <w:t>____________________________________________________</w:t>
-      </w:r>
-    </w:p>
-    <w:p>
-      <w:r>
-        <w:t>I RECOVERED BY...</w:t>
-      </w:r>
-    </w:p>
-    <w:p>
-      <w:r>
-        <w:t>____________________________________________________</w:t>
-      </w:r>
-    </w:p>
-    <w:p>
-      <w:r>
-        <w:t>I CAN NOW EXPLAIN...</w:t>
-      </w:r>
-    </w:p>
-    <w:p>
-      <w:r>
-        <w:t>____________________________________________________</w:t>
-      </w:r>
-    </w:p>
-    <w:p>
-      <w:r>
-        <w:t>NEXT TIME I WILL...</w:t>
-      </w:r>
-    </w:p>
-    <w:p>
-      <w:r>
-        <w:t>____________________________________________________</w:t>
-      </w:r>
-    </w:p>
-    <w:p>
-      <w:r>
-        <w:t>---</w:t>
-      </w:r>
-    </w:p>
-    <w:p>
-      <w:r>
-        <w:t>**LISTEN. CHOOSE. ANSWER. ADAPT. RECOVER.**</w:t>
-      </w:r>
-    </w:p>
-    <w:p>
-      <w:r>
-        <w:t>© 2026 BUILD6™. All Rights Reserved.</w:t>
-      </w:r>
-    </w:p>
-    <w:p>
-      <w:r>
-        <w:t>Proprietary Future Ready™ / BUILD6™ program material.</w:t>
+        <w:t>Preserve one professional connection story: what you researched, the question you asked, what you learned, and the next action you chose because of the conversation.</w:t>
       </w:r>
     </w:p>
     <w:sectPr>
-      <w:footerReference w:type="default" r:id="rId9"/>
       <w:pgSz w:w="12240" w:h="15840"/>
-      <w:pgMar w:top="1008" w:right="1008" w:bottom="1008" w:left="1008" w:header="720" w:footer="720" w:gutter="0"/>
+      <w:pgMar w:top="792" w:right="936" w:bottom="792" w:left="936" w:header="720" w:footer="720" w:gutter="0"/>
       <w:cols w:space="720"/>
       <w:docGrid w:linePitch="360"/>
     </w:sectPr>
   </w:body>
 </w:document>
-</file>
-
-<file path=word/footer1.xml><?xml version="1.0" encoding="utf-8"?>
-<w:ftr xmlns:m="http://schemas.openxmlformats.org/officeDocument/2006/math" xmlns:mc="http://schemas.openxmlformats.org/markup-compatibility/2006" xmlns:mo="http://schemas.microsoft.com/office/mac/office/2008/main" xmlns:mv="urn:schemas-microsoft-com:mac:vml" xmlns:o="urn:schemas-microsoft-com:office:office" xmlns:r="http://schemas.openxmlformats.org/officeDocument/2006/relationships" xmlns:v="urn:schemas-microsoft-com:vml" xmlns:w10="urn:schemas-microsoft-com:office:word" xmlns:w14="http://schemas.microsoft.com/office/word/2010/wordml" xmlns:w="http://schemas.openxmlformats.org/wordprocessingml/2006/main" xmlns:wne="http://schemas.microsoft.com/office/word/2006/wordml" xmlns:wp14="http://schemas.microsoft.com/office/word/2010/wordprocessingDrawing" xmlns:wp="http://schemas.openxmlformats.org/drawingml/2006/wordprocessingDrawing" xmlns:wpc="http://schemas.microsoft.com/office/word/2010/wordprocessingCanvas" xmlns:wpg="http://schemas.microsoft.com/office/word/2010/wordprocessingGroup" xmlns:wpi="http://schemas.microsoft.com/office/word/2010/wordprocessingInk" xmlns:wps="http://schemas.microsoft.com/office/word/2010/wordprocessingShape" mc:Ignorable="w14 wp14">
-  <w:p>
-    <w:pPr>
-      <w:pStyle w:val="Footer"/>
-    </w:pPr>
-    <w:r>
-      <w:t>BUILD6™ — Proprietary curriculum of LINK Lake Norman, LLC. Do not reproduce without permission.</w:t>
-    </w:r>
-  </w:p>
-</w:ftr>
 </file>
 
 <file path=word/numbering.xml><?xml version="1.0" encoding="utf-8"?>
@@ -2100,6 +894,10 @@
     <w:name w:val="Normal"/>
     <w:qFormat/>
     <w:rsid w:val="00FC693F"/>
+    <w:rPr>
+      <w:rFonts w:ascii="Aptos" w:hAnsi="Aptos"/>
+      <w:sz w:val="21"/>
+    </w:rPr>
   </w:style>
   <w:style w:type="paragraph" w:styleId="Header">
     <w:name w:val="header"/>
@@ -2160,11 +958,11 @@
       <w:outlineLvl w:val="0"/>
     </w:pPr>
     <w:rPr>
-      <w:rFonts w:asciiTheme="majorHAnsi" w:eastAsiaTheme="majorEastAsia" w:hAnsiTheme="majorHAnsi" w:cstheme="majorBidi"/>
+      <w:rFonts w:asciiTheme="majorHAnsi" w:eastAsiaTheme="majorEastAsia" w:hAnsiTheme="majorHAnsi" w:cstheme="majorBidi" w:ascii="Aptos" w:hAnsi="Aptos"/>
       <w:b/>
       <w:bCs/>
       <w:color w:val="365F91" w:themeColor="accent1" w:themeShade="BF"/>
-      <w:sz w:val="28"/>
+      <w:sz w:val="36"/>
       <w:szCs w:val="28"/>
     </w:rPr>
   </w:style>
@@ -2184,7 +982,7 @@
       <w:outlineLvl w:val="1"/>
     </w:pPr>
     <w:rPr>
-      <w:rFonts w:asciiTheme="majorHAnsi" w:eastAsiaTheme="majorEastAsia" w:hAnsiTheme="majorHAnsi" w:cstheme="majorBidi"/>
+      <w:rFonts w:asciiTheme="majorHAnsi" w:eastAsiaTheme="majorEastAsia" w:hAnsiTheme="majorHAnsi" w:cstheme="majorBidi" w:ascii="Aptos" w:hAnsi="Aptos"/>
       <w:b/>
       <w:bCs/>
       <w:color w:val="4F81BD" w:themeColor="accent1"/>
@@ -2208,10 +1006,11 @@
       <w:outlineLvl w:val="2"/>
     </w:pPr>
     <w:rPr>
-      <w:rFonts w:asciiTheme="majorHAnsi" w:eastAsiaTheme="majorEastAsia" w:hAnsiTheme="majorHAnsi" w:cstheme="majorBidi"/>
+      <w:rFonts w:asciiTheme="majorHAnsi" w:eastAsiaTheme="majorEastAsia" w:hAnsiTheme="majorHAnsi" w:cstheme="majorBidi" w:ascii="Aptos" w:hAnsi="Aptos"/>
       <w:b/>
       <w:bCs/>
       <w:color w:val="4F81BD" w:themeColor="accent1"/>
+      <w:sz w:val="22"/>
     </w:rPr>
   </w:style>
   <w:style w:type="paragraph" w:styleId="Heading4">
@@ -2449,7 +1248,8 @@
       <w:contextualSpacing/>
     </w:pPr>
     <w:rPr>
-      <w:rFonts w:asciiTheme="majorHAnsi" w:eastAsiaTheme="majorEastAsia" w:hAnsiTheme="majorHAnsi" w:cstheme="majorBidi"/>
+      <w:rFonts w:asciiTheme="majorHAnsi" w:eastAsiaTheme="majorEastAsia" w:hAnsiTheme="majorHAnsi" w:cstheme="majorBidi" w:ascii="Aptos" w:hAnsi="Aptos"/>
+      <w:b/>
       <w:color w:val="17365D" w:themeColor="text2" w:themeShade="BF"/>
       <w:spacing w:val="5"/>
       <w:kern w:val="28"/>
